--- a/hackday_agenda.docx
+++ b/hackday_agenda.docx
@@ -100,7 +100,21 @@
           <w:sz w:val="32"/>
           <w:szCs w:val="32"/>
         </w:rPr>
-        <w:t xml:space="preserve"> AM to 3 PM (</w:t>
+        <w:t xml:space="preserve"> AM to </w:t>
+      </w:r>
+      <w:r>
+        <w:rPr>
+          <w:sz w:val="32"/>
+          <w:szCs w:val="32"/>
+        </w:rPr>
+        <w:t>4</w:t>
+      </w:r>
+      <w:r>
+        <w:rPr>
+          <w:sz w:val="32"/>
+          <w:szCs w:val="32"/>
+        </w:rPr>
+        <w:t xml:space="preserve"> PM (</w:t>
       </w:r>
       <w:r>
         <w:rPr>
@@ -326,49 +340,113 @@
         <w:tblLook w:val="04A0" w:firstRow="1" w:lastRow="0" w:firstColumn="1" w:lastColumn="0" w:noHBand="0" w:noVBand="1"/>
       </w:tblPr>
       <w:tblGrid>
-        <w:gridCol w:w="1615"/>
-        <w:gridCol w:w="7735"/>
+        <w:gridCol w:w="1975"/>
+        <w:gridCol w:w="2340"/>
+        <w:gridCol w:w="5035"/>
       </w:tblGrid>
       <w:tr>
         <w:tc>
           <w:tcPr>
-            <w:tcW w:w="1615" w:type="dxa"/>
-          </w:tcPr>
-          <w:p>
-            <w:pPr>
-              <w:spacing w:before="120" w:after="120"/>
-              <w:rPr>
-                <w:sz w:val="32"/>
-                <w:szCs w:val="32"/>
-              </w:rPr>
-            </w:pPr>
-            <w:r>
-              <w:rPr>
-                <w:sz w:val="32"/>
-                <w:szCs w:val="32"/>
-              </w:rPr>
-              <w:t>8:30 AM</w:t>
-            </w:r>
-          </w:p>
-        </w:tc>
-        <w:tc>
-          <w:tcPr>
-            <w:tcW w:w="7735" w:type="dxa"/>
-          </w:tcPr>
-          <w:p>
-            <w:pPr>
-              <w:spacing w:before="120" w:after="120"/>
-              <w:rPr>
-                <w:sz w:val="32"/>
-                <w:szCs w:val="32"/>
-              </w:rPr>
-            </w:pPr>
-            <w:r>
-              <w:rPr>
-                <w:sz w:val="32"/>
-                <w:szCs w:val="32"/>
-              </w:rPr>
-              <w:t>Gather with coffee and light breakfast</w:t>
+            <w:tcW w:w="1975" w:type="dxa"/>
+          </w:tcPr>
+          <w:p>
+            <w:pPr>
+              <w:spacing w:before="120" w:after="120"/>
+              <w:rPr>
+                <w:sz w:val="28"/>
+                <w:szCs w:val="28"/>
+              </w:rPr>
+            </w:pPr>
+            <w:r>
+              <w:rPr>
+                <w:sz w:val="28"/>
+                <w:szCs w:val="28"/>
+              </w:rPr>
+              <w:t>Emory</w:t>
+            </w:r>
+            <w:r>
+              <w:rPr>
+                <w:sz w:val="28"/>
+                <w:szCs w:val="28"/>
+              </w:rPr>
+              <w:t xml:space="preserve"> </w:t>
+            </w:r>
+            <w:r>
+              <w:rPr>
+                <w:sz w:val="28"/>
+                <w:szCs w:val="28"/>
+              </w:rPr>
+              <w:t>(</w:t>
+            </w:r>
+            <w:r>
+              <w:rPr>
+                <w:sz w:val="28"/>
+                <w:szCs w:val="28"/>
+              </w:rPr>
+              <w:t>EDT</w:t>
+            </w:r>
+            <w:r>
+              <w:rPr>
+                <w:sz w:val="28"/>
+                <w:szCs w:val="28"/>
+              </w:rPr>
+              <w:t>)</w:t>
+            </w:r>
+          </w:p>
+        </w:tc>
+        <w:tc>
+          <w:tcPr>
+            <w:tcW w:w="2340" w:type="dxa"/>
+          </w:tcPr>
+          <w:p>
+            <w:pPr>
+              <w:spacing w:before="120" w:after="120"/>
+              <w:rPr>
+                <w:sz w:val="28"/>
+                <w:szCs w:val="28"/>
+              </w:rPr>
+            </w:pPr>
+            <w:r>
+              <w:rPr>
+                <w:sz w:val="28"/>
+                <w:szCs w:val="28"/>
+              </w:rPr>
+              <w:t>Seattle (</w:t>
+            </w:r>
+            <w:r>
+              <w:rPr>
+                <w:sz w:val="28"/>
+                <w:szCs w:val="28"/>
+              </w:rPr>
+              <w:t>PDT</w:t>
+            </w:r>
+            <w:r>
+              <w:rPr>
+                <w:sz w:val="28"/>
+                <w:szCs w:val="28"/>
+              </w:rPr>
+              <w:t>)</w:t>
+            </w:r>
+          </w:p>
+        </w:tc>
+        <w:tc>
+          <w:tcPr>
+            <w:tcW w:w="5035" w:type="dxa"/>
+          </w:tcPr>
+          <w:p>
+            <w:pPr>
+              <w:spacing w:before="120" w:after="120"/>
+              <w:rPr>
+                <w:sz w:val="28"/>
+                <w:szCs w:val="28"/>
+              </w:rPr>
+            </w:pPr>
+            <w:r>
+              <w:rPr>
+                <w:sz w:val="28"/>
+                <w:szCs w:val="28"/>
+              </w:rPr>
+              <w:t>Activity</w:t>
             </w:r>
           </w:p>
         </w:tc>
@@ -376,62 +454,148 @@
       <w:tr>
         <w:tc>
           <w:tcPr>
-            <w:tcW w:w="1615" w:type="dxa"/>
-          </w:tcPr>
-          <w:p>
-            <w:pPr>
-              <w:spacing w:before="120" w:after="120"/>
-              <w:rPr>
-                <w:sz w:val="32"/>
-                <w:szCs w:val="32"/>
-              </w:rPr>
-            </w:pPr>
-            <w:r>
-              <w:rPr>
-                <w:sz w:val="32"/>
-                <w:szCs w:val="32"/>
-              </w:rPr>
-              <w:t>9:</w:t>
-            </w:r>
-            <w:r>
-              <w:rPr>
-                <w:sz w:val="32"/>
-                <w:szCs w:val="32"/>
-              </w:rPr>
-              <w:t>0</w:t>
-            </w:r>
-            <w:r>
-              <w:rPr>
-                <w:sz w:val="32"/>
-                <w:szCs w:val="32"/>
-              </w:rPr>
-              <w:t>0</w:t>
-            </w:r>
-          </w:p>
-        </w:tc>
-        <w:tc>
-          <w:tcPr>
-            <w:tcW w:w="7735" w:type="dxa"/>
-          </w:tcPr>
-          <w:p>
-            <w:pPr>
-              <w:spacing w:before="120" w:after="120"/>
-              <w:rPr>
-                <w:sz w:val="32"/>
-                <w:szCs w:val="32"/>
-              </w:rPr>
-            </w:pPr>
-            <w:r>
-              <w:rPr>
-                <w:sz w:val="32"/>
-                <w:szCs w:val="32"/>
+            <w:tcW w:w="1975" w:type="dxa"/>
+          </w:tcPr>
+          <w:p>
+            <w:pPr>
+              <w:spacing w:before="120" w:after="120"/>
+              <w:rPr>
+                <w:sz w:val="28"/>
+                <w:szCs w:val="28"/>
+              </w:rPr>
+            </w:pPr>
+            <w:r>
+              <w:rPr>
+                <w:sz w:val="28"/>
+                <w:szCs w:val="28"/>
+              </w:rPr>
+              <w:t>9:00 AM</w:t>
+            </w:r>
+          </w:p>
+        </w:tc>
+        <w:tc>
+          <w:tcPr>
+            <w:tcW w:w="2340" w:type="dxa"/>
+          </w:tcPr>
+          <w:p>
+            <w:pPr>
+              <w:spacing w:before="120" w:after="120"/>
+              <w:rPr>
+                <w:sz w:val="28"/>
+                <w:szCs w:val="28"/>
+              </w:rPr>
+            </w:pPr>
+          </w:p>
+        </w:tc>
+        <w:tc>
+          <w:tcPr>
+            <w:tcW w:w="5035" w:type="dxa"/>
+          </w:tcPr>
+          <w:p>
+            <w:pPr>
+              <w:spacing w:before="120" w:after="120"/>
+              <w:rPr>
+                <w:sz w:val="28"/>
+                <w:szCs w:val="28"/>
+              </w:rPr>
+            </w:pPr>
+            <w:r>
+              <w:rPr>
+                <w:sz w:val="28"/>
+                <w:szCs w:val="28"/>
+              </w:rPr>
+              <w:t>Alex Shalek</w:t>
+            </w:r>
+            <w:r>
+              <w:rPr>
+                <w:sz w:val="28"/>
+                <w:szCs w:val="28"/>
+              </w:rPr>
+              <w:t xml:space="preserve"> presenting</w:t>
+            </w:r>
+            <w:r>
+              <w:rPr>
+                <w:sz w:val="28"/>
+                <w:szCs w:val="28"/>
+              </w:rPr>
+              <w:t xml:space="preserve"> on correlates of protection for IV BCG and Mtb immunity in NHP (</w:t>
+            </w:r>
+            <w:r>
+              <w:rPr>
+                <w:sz w:val="28"/>
+                <w:szCs w:val="28"/>
+              </w:rPr>
+              <w:t>live</w:t>
+            </w:r>
+            <w:r>
+              <w:rPr>
+                <w:sz w:val="28"/>
+                <w:szCs w:val="28"/>
+              </w:rPr>
+              <w:t>)</w:t>
+            </w:r>
+          </w:p>
+        </w:tc>
+      </w:tr>
+      <w:tr>
+        <w:tc>
+          <w:tcPr>
+            <w:tcW w:w="1975" w:type="dxa"/>
+          </w:tcPr>
+          <w:p>
+            <w:pPr>
+              <w:spacing w:before="120" w:after="120"/>
+              <w:rPr>
+                <w:sz w:val="28"/>
+                <w:szCs w:val="28"/>
+              </w:rPr>
+            </w:pPr>
+            <w:r>
+              <w:rPr>
+                <w:sz w:val="28"/>
+                <w:szCs w:val="28"/>
+              </w:rPr>
+              <w:t>9:45</w:t>
+            </w:r>
+          </w:p>
+        </w:tc>
+        <w:tc>
+          <w:tcPr>
+            <w:tcW w:w="2340" w:type="dxa"/>
+          </w:tcPr>
+          <w:p>
+            <w:pPr>
+              <w:spacing w:before="120" w:after="120"/>
+              <w:rPr>
+                <w:sz w:val="28"/>
+                <w:szCs w:val="28"/>
+              </w:rPr>
+            </w:pPr>
+          </w:p>
+        </w:tc>
+        <w:tc>
+          <w:tcPr>
+            <w:tcW w:w="5035" w:type="dxa"/>
+          </w:tcPr>
+          <w:p>
+            <w:pPr>
+              <w:spacing w:before="120" w:after="120"/>
+              <w:rPr>
+                <w:sz w:val="28"/>
+                <w:szCs w:val="28"/>
+              </w:rPr>
+            </w:pPr>
+            <w:r>
+              <w:rPr>
+                <w:sz w:val="28"/>
+                <w:szCs w:val="28"/>
               </w:rPr>
               <w:t>Opening remarks</w:t>
             </w:r>
             <w:r>
               <w:rPr>
-                <w:sz w:val="32"/>
-                <w:szCs w:val="32"/>
+                <w:sz w:val="28"/>
+                <w:szCs w:val="28"/>
               </w:rPr>
               <w:br/>
               <w:t>(Shuyi Ma, Andrew Fiore-Gartland)</w:t>
@@ -442,57 +606,72 @@
       <w:tr>
         <w:tc>
           <w:tcPr>
-            <w:tcW w:w="1615" w:type="dxa"/>
-          </w:tcPr>
-          <w:p>
-            <w:pPr>
-              <w:spacing w:before="120" w:after="120"/>
-              <w:rPr>
-                <w:sz w:val="32"/>
-                <w:szCs w:val="32"/>
-              </w:rPr>
-            </w:pPr>
-            <w:r>
-              <w:rPr>
-                <w:sz w:val="32"/>
-                <w:szCs w:val="32"/>
-              </w:rPr>
-              <w:t>9:</w:t>
-            </w:r>
-            <w:r>
-              <w:rPr>
-                <w:sz w:val="32"/>
-                <w:szCs w:val="32"/>
-              </w:rPr>
-              <w:t>1</w:t>
-            </w:r>
-            <w:r>
-              <w:rPr>
-                <w:sz w:val="32"/>
-                <w:szCs w:val="32"/>
-              </w:rPr>
-              <w:t>0</w:t>
-            </w:r>
-          </w:p>
-        </w:tc>
-        <w:tc>
-          <w:tcPr>
-            <w:tcW w:w="7735" w:type="dxa"/>
-          </w:tcPr>
-          <w:p>
-            <w:pPr>
-              <w:spacing w:before="120" w:after="120"/>
-              <w:rPr>
-                <w:sz w:val="32"/>
-                <w:szCs w:val="32"/>
-              </w:rPr>
-            </w:pPr>
-            <w:r>
-              <w:rPr>
-                <w:sz w:val="32"/>
-                <w:szCs w:val="32"/>
-              </w:rPr>
-              <w:t>Alex Shalek on correlates of protection for IV BCG and Mtb immunity in NHP (re-broadcast)</w:t>
+            <w:tcW w:w="1975" w:type="dxa"/>
+          </w:tcPr>
+          <w:p>
+            <w:pPr>
+              <w:spacing w:before="120" w:after="120"/>
+              <w:rPr>
+                <w:sz w:val="28"/>
+                <w:szCs w:val="28"/>
+              </w:rPr>
+            </w:pPr>
+            <w:r>
+              <w:rPr>
+                <w:sz w:val="28"/>
+                <w:szCs w:val="28"/>
+              </w:rPr>
+              <w:lastRenderedPageBreak/>
+              <w:t>10:00</w:t>
+            </w:r>
+          </w:p>
+        </w:tc>
+        <w:tc>
+          <w:tcPr>
+            <w:tcW w:w="2340" w:type="dxa"/>
+          </w:tcPr>
+          <w:p>
+            <w:pPr>
+              <w:spacing w:before="120" w:after="120"/>
+              <w:rPr>
+                <w:sz w:val="28"/>
+                <w:szCs w:val="28"/>
+              </w:rPr>
+            </w:pPr>
+          </w:p>
+        </w:tc>
+        <w:tc>
+          <w:tcPr>
+            <w:tcW w:w="5035" w:type="dxa"/>
+          </w:tcPr>
+          <w:p>
+            <w:pPr>
+              <w:spacing w:before="120" w:after="120"/>
+              <w:rPr>
+                <w:sz w:val="28"/>
+                <w:szCs w:val="28"/>
+              </w:rPr>
+            </w:pPr>
+            <w:r>
+              <w:rPr>
+                <w:sz w:val="28"/>
+                <w:szCs w:val="28"/>
+              </w:rPr>
+              <w:t>Small group session:</w:t>
+            </w:r>
+            <w:r>
+              <w:rPr>
+                <w:sz w:val="28"/>
+                <w:szCs w:val="28"/>
+              </w:rPr>
+              <w:t xml:space="preserve"> </w:t>
+            </w:r>
+            <w:r>
+              <w:rPr>
+                <w:sz w:val="28"/>
+                <w:szCs w:val="28"/>
+              </w:rPr>
+              <w:t>devise questions, hypotheses and analysis plans</w:t>
             </w:r>
           </w:p>
         </w:tc>
@@ -500,51 +679,57 @@
       <w:tr>
         <w:tc>
           <w:tcPr>
-            <w:tcW w:w="1615" w:type="dxa"/>
-          </w:tcPr>
-          <w:p>
-            <w:pPr>
-              <w:spacing w:before="120" w:after="120"/>
-              <w:rPr>
-                <w:sz w:val="32"/>
-                <w:szCs w:val="32"/>
-              </w:rPr>
-            </w:pPr>
-            <w:r>
-              <w:rPr>
-                <w:sz w:val="32"/>
-                <w:szCs w:val="32"/>
-              </w:rPr>
-              <w:lastRenderedPageBreak/>
-              <w:t>9:</w:t>
-            </w:r>
-            <w:r>
-              <w:rPr>
-                <w:sz w:val="32"/>
-                <w:szCs w:val="32"/>
-              </w:rPr>
-              <w:t>45</w:t>
-            </w:r>
-          </w:p>
-        </w:tc>
-        <w:tc>
-          <w:tcPr>
-            <w:tcW w:w="7735" w:type="dxa"/>
-          </w:tcPr>
-          <w:p>
-            <w:pPr>
-              <w:spacing w:before="120" w:after="120"/>
-              <w:rPr>
-                <w:sz w:val="32"/>
-                <w:szCs w:val="32"/>
-              </w:rPr>
-            </w:pPr>
-            <w:r>
-              <w:rPr>
-                <w:sz w:val="32"/>
-                <w:szCs w:val="32"/>
-              </w:rPr>
-              <w:t>Small group session: devise questions, hypotheses and analysis plans</w:t>
+            <w:tcW w:w="1975" w:type="dxa"/>
+          </w:tcPr>
+          <w:p>
+            <w:pPr>
+              <w:spacing w:before="120" w:after="120"/>
+              <w:rPr>
+                <w:sz w:val="28"/>
+                <w:szCs w:val="28"/>
+              </w:rPr>
+            </w:pPr>
+            <w:r>
+              <w:rPr>
+                <w:sz w:val="28"/>
+                <w:szCs w:val="28"/>
+              </w:rPr>
+              <w:t>10:30</w:t>
+            </w:r>
+          </w:p>
+        </w:tc>
+        <w:tc>
+          <w:tcPr>
+            <w:tcW w:w="2340" w:type="dxa"/>
+          </w:tcPr>
+          <w:p>
+            <w:pPr>
+              <w:spacing w:before="120" w:after="120"/>
+              <w:rPr>
+                <w:sz w:val="28"/>
+                <w:szCs w:val="28"/>
+              </w:rPr>
+            </w:pPr>
+          </w:p>
+        </w:tc>
+        <w:tc>
+          <w:tcPr>
+            <w:tcW w:w="5035" w:type="dxa"/>
+          </w:tcPr>
+          <w:p>
+            <w:pPr>
+              <w:spacing w:before="120" w:after="120"/>
+              <w:rPr>
+                <w:sz w:val="28"/>
+                <w:szCs w:val="28"/>
+              </w:rPr>
+            </w:pPr>
+            <w:r>
+              <w:rPr>
+                <w:sz w:val="28"/>
+                <w:szCs w:val="28"/>
+              </w:rPr>
+              <w:t>Open hack time at Emory</w:t>
             </w:r>
           </w:p>
         </w:tc>
@@ -552,50 +737,57 @@
       <w:tr>
         <w:tc>
           <w:tcPr>
-            <w:tcW w:w="1615" w:type="dxa"/>
-          </w:tcPr>
-          <w:p>
-            <w:pPr>
-              <w:spacing w:before="120" w:after="120"/>
-              <w:rPr>
-                <w:sz w:val="32"/>
-                <w:szCs w:val="32"/>
-              </w:rPr>
-            </w:pPr>
-            <w:r>
-              <w:rPr>
-                <w:sz w:val="32"/>
-                <w:szCs w:val="32"/>
-              </w:rPr>
-              <w:t>10:</w:t>
-            </w:r>
-            <w:r>
-              <w:rPr>
-                <w:sz w:val="32"/>
-                <w:szCs w:val="32"/>
-              </w:rPr>
-              <w:t>15</w:t>
-            </w:r>
-          </w:p>
-        </w:tc>
-        <w:tc>
-          <w:tcPr>
-            <w:tcW w:w="7735" w:type="dxa"/>
-          </w:tcPr>
-          <w:p>
-            <w:pPr>
-              <w:spacing w:before="120" w:after="120"/>
-              <w:rPr>
-                <w:sz w:val="32"/>
-                <w:szCs w:val="32"/>
-              </w:rPr>
-            </w:pPr>
-            <w:r>
-              <w:rPr>
-                <w:sz w:val="32"/>
-                <w:szCs w:val="32"/>
-              </w:rPr>
-              <w:t>Open hack time for remainder of the day</w:t>
+            <w:tcW w:w="1975" w:type="dxa"/>
+          </w:tcPr>
+          <w:p>
+            <w:pPr>
+              <w:spacing w:before="120" w:after="120"/>
+              <w:rPr>
+                <w:sz w:val="28"/>
+                <w:szCs w:val="28"/>
+              </w:rPr>
+            </w:pPr>
+          </w:p>
+        </w:tc>
+        <w:tc>
+          <w:tcPr>
+            <w:tcW w:w="2340" w:type="dxa"/>
+          </w:tcPr>
+          <w:p>
+            <w:pPr>
+              <w:spacing w:before="120" w:after="120"/>
+              <w:rPr>
+                <w:sz w:val="28"/>
+                <w:szCs w:val="28"/>
+              </w:rPr>
+            </w:pPr>
+            <w:r>
+              <w:rPr>
+                <w:sz w:val="28"/>
+                <w:szCs w:val="28"/>
+              </w:rPr>
+              <w:t>8:30 AM</w:t>
+            </w:r>
+          </w:p>
+        </w:tc>
+        <w:tc>
+          <w:tcPr>
+            <w:tcW w:w="5035" w:type="dxa"/>
+          </w:tcPr>
+          <w:p>
+            <w:pPr>
+              <w:spacing w:before="120" w:after="120"/>
+              <w:rPr>
+                <w:sz w:val="28"/>
+                <w:szCs w:val="28"/>
+              </w:rPr>
+            </w:pPr>
+            <w:r>
+              <w:rPr>
+                <w:sz w:val="28"/>
+                <w:szCs w:val="28"/>
+              </w:rPr>
+              <w:t>Gather with coffee and light breakfast</w:t>
             </w:r>
           </w:p>
         </w:tc>
@@ -603,43 +795,65 @@
       <w:tr>
         <w:tc>
           <w:tcPr>
-            <w:tcW w:w="1615" w:type="dxa"/>
-          </w:tcPr>
-          <w:p>
-            <w:pPr>
-              <w:spacing w:before="120" w:after="120"/>
-              <w:rPr>
-                <w:sz w:val="32"/>
-                <w:szCs w:val="32"/>
-              </w:rPr>
-            </w:pPr>
-            <w:r>
-              <w:rPr>
-                <w:sz w:val="32"/>
-                <w:szCs w:val="32"/>
-              </w:rPr>
-              <w:t>11:30</w:t>
-            </w:r>
-          </w:p>
-        </w:tc>
-        <w:tc>
-          <w:tcPr>
-            <w:tcW w:w="7735" w:type="dxa"/>
-          </w:tcPr>
-          <w:p>
-            <w:pPr>
-              <w:spacing w:before="120" w:after="120"/>
-              <w:rPr>
-                <w:sz w:val="32"/>
-                <w:szCs w:val="32"/>
-              </w:rPr>
-            </w:pPr>
-            <w:r>
-              <w:rPr>
-                <w:sz w:val="32"/>
-                <w:szCs w:val="32"/>
-              </w:rPr>
-              <w:t>Lunch available</w:t>
+            <w:tcW w:w="1975" w:type="dxa"/>
+          </w:tcPr>
+          <w:p>
+            <w:pPr>
+              <w:spacing w:before="120" w:after="120"/>
+              <w:rPr>
+                <w:sz w:val="28"/>
+                <w:szCs w:val="28"/>
+              </w:rPr>
+            </w:pPr>
+          </w:p>
+        </w:tc>
+        <w:tc>
+          <w:tcPr>
+            <w:tcW w:w="2340" w:type="dxa"/>
+          </w:tcPr>
+          <w:p>
+            <w:pPr>
+              <w:spacing w:before="120" w:after="120"/>
+              <w:rPr>
+                <w:sz w:val="28"/>
+                <w:szCs w:val="28"/>
+              </w:rPr>
+            </w:pPr>
+            <w:r>
+              <w:rPr>
+                <w:sz w:val="28"/>
+                <w:szCs w:val="28"/>
+              </w:rPr>
+              <w:t>9:00</w:t>
+            </w:r>
+          </w:p>
+        </w:tc>
+        <w:tc>
+          <w:tcPr>
+            <w:tcW w:w="5035" w:type="dxa"/>
+          </w:tcPr>
+          <w:p>
+            <w:pPr>
+              <w:spacing w:before="120" w:after="120"/>
+              <w:rPr>
+                <w:sz w:val="28"/>
+                <w:szCs w:val="28"/>
+              </w:rPr>
+            </w:pPr>
+            <w:r>
+              <w:rPr>
+                <w:sz w:val="28"/>
+                <w:szCs w:val="28"/>
+              </w:rPr>
+              <w:t>Opening remarks</w:t>
+            </w:r>
+            <w:r>
+              <w:rPr>
+                <w:sz w:val="28"/>
+                <w:szCs w:val="28"/>
+              </w:rPr>
+              <w:br/>
+              <w:t>(Shuyi Ma, Andrew Fiore-Gartland)</w:t>
             </w:r>
           </w:p>
         </w:tc>
@@ -647,58 +861,78 @@
       <w:tr>
         <w:tc>
           <w:tcPr>
-            <w:tcW w:w="1615" w:type="dxa"/>
-          </w:tcPr>
-          <w:p>
-            <w:pPr>
-              <w:spacing w:before="120" w:after="120"/>
-              <w:rPr>
-                <w:sz w:val="32"/>
-                <w:szCs w:val="32"/>
-              </w:rPr>
-            </w:pPr>
-            <w:r>
-              <w:rPr>
-                <w:sz w:val="32"/>
-                <w:szCs w:val="32"/>
-              </w:rPr>
-              <w:t>12:</w:t>
-            </w:r>
-            <w:r>
-              <w:rPr>
-                <w:sz w:val="32"/>
-                <w:szCs w:val="32"/>
-              </w:rPr>
-              <w:t>0</w:t>
-            </w:r>
-            <w:r>
-              <w:rPr>
-                <w:sz w:val="32"/>
-                <w:szCs w:val="32"/>
-              </w:rPr>
-              <w:t>0</w:t>
-            </w:r>
-          </w:p>
-        </w:tc>
-        <w:tc>
-          <w:tcPr>
-            <w:tcW w:w="7735" w:type="dxa"/>
-          </w:tcPr>
-          <w:p>
-            <w:pPr>
-              <w:spacing w:before="120" w:after="120"/>
-              <w:ind w:left="790" w:hanging="790"/>
-              <w:rPr>
-                <w:sz w:val="32"/>
-                <w:szCs w:val="32"/>
-              </w:rPr>
-            </w:pPr>
-            <w:r>
-              <w:rPr>
-                <w:sz w:val="32"/>
-                <w:szCs w:val="32"/>
-              </w:rPr>
-              <w:t>Small group readouts from Emory: Each group shares preliminary figures, analysis plans, code chunks</w:t>
+            <w:tcW w:w="1975" w:type="dxa"/>
+          </w:tcPr>
+          <w:p>
+            <w:pPr>
+              <w:spacing w:before="120" w:after="120"/>
+              <w:rPr>
+                <w:sz w:val="28"/>
+                <w:szCs w:val="28"/>
+              </w:rPr>
+            </w:pPr>
+          </w:p>
+        </w:tc>
+        <w:tc>
+          <w:tcPr>
+            <w:tcW w:w="2340" w:type="dxa"/>
+          </w:tcPr>
+          <w:p>
+            <w:pPr>
+              <w:spacing w:before="120" w:after="120"/>
+              <w:rPr>
+                <w:sz w:val="28"/>
+                <w:szCs w:val="28"/>
+              </w:rPr>
+            </w:pPr>
+            <w:r>
+              <w:rPr>
+                <w:sz w:val="28"/>
+                <w:szCs w:val="28"/>
+              </w:rPr>
+              <w:t>9:1</w:t>
+            </w:r>
+            <w:r>
+              <w:rPr>
+                <w:sz w:val="28"/>
+                <w:szCs w:val="28"/>
+              </w:rPr>
+              <w:t>5</w:t>
+            </w:r>
+          </w:p>
+        </w:tc>
+        <w:tc>
+          <w:tcPr>
+            <w:tcW w:w="5035" w:type="dxa"/>
+          </w:tcPr>
+          <w:p>
+            <w:pPr>
+              <w:spacing w:before="120" w:after="120"/>
+              <w:rPr>
+                <w:sz w:val="28"/>
+                <w:szCs w:val="28"/>
+              </w:rPr>
+            </w:pPr>
+            <w:r>
+              <w:rPr>
+                <w:sz w:val="28"/>
+                <w:szCs w:val="28"/>
+              </w:rPr>
+              <w:t>Alex Shalek on correlates of protection for IV BCG and Mtb immunity in NHP</w:t>
+            </w:r>
+            <w:r>
+              <w:rPr>
+                <w:sz w:val="28"/>
+                <w:szCs w:val="28"/>
+              </w:rPr>
+              <w:br/>
+            </w:r>
+            <w:r>
+              <w:rPr>
+                <w:sz w:val="28"/>
+                <w:szCs w:val="28"/>
+              </w:rPr>
+              <w:t>(re-broadcast)</w:t>
             </w:r>
           </w:p>
         </w:tc>
@@ -706,57 +940,57 @@
       <w:tr>
         <w:tc>
           <w:tcPr>
-            <w:tcW w:w="1615" w:type="dxa"/>
-          </w:tcPr>
-          <w:p>
-            <w:pPr>
-              <w:spacing w:before="120" w:after="120"/>
-              <w:rPr>
-                <w:sz w:val="32"/>
-                <w:szCs w:val="32"/>
-              </w:rPr>
-            </w:pPr>
-            <w:r>
-              <w:rPr>
-                <w:sz w:val="32"/>
-                <w:szCs w:val="32"/>
-              </w:rPr>
-              <w:t>3:00</w:t>
-            </w:r>
-          </w:p>
-        </w:tc>
-        <w:tc>
-          <w:tcPr>
-            <w:tcW w:w="7735" w:type="dxa"/>
-          </w:tcPr>
-          <w:p>
-            <w:pPr>
-              <w:spacing w:before="120" w:after="120"/>
-              <w:rPr>
-                <w:sz w:val="32"/>
-                <w:szCs w:val="32"/>
-              </w:rPr>
-            </w:pPr>
-            <w:r>
-              <w:rPr>
-                <w:sz w:val="32"/>
-                <w:szCs w:val="32"/>
-              </w:rPr>
-              <w:t xml:space="preserve">Small group readouts </w:t>
-            </w:r>
-            <w:r>
-              <w:rPr>
-                <w:sz w:val="32"/>
-                <w:szCs w:val="32"/>
-              </w:rPr>
-              <w:t>from</w:t>
-            </w:r>
-            <w:r>
-              <w:rPr>
-                <w:sz w:val="32"/>
-                <w:szCs w:val="32"/>
-              </w:rPr>
-              <w:t xml:space="preserve"> Seattle</w:t>
+            <w:tcW w:w="1975" w:type="dxa"/>
+          </w:tcPr>
+          <w:p>
+            <w:pPr>
+              <w:spacing w:before="120" w:after="120"/>
+              <w:rPr>
+                <w:sz w:val="28"/>
+                <w:szCs w:val="28"/>
+              </w:rPr>
+            </w:pPr>
+          </w:p>
+        </w:tc>
+        <w:tc>
+          <w:tcPr>
+            <w:tcW w:w="2340" w:type="dxa"/>
+          </w:tcPr>
+          <w:p>
+            <w:pPr>
+              <w:spacing w:before="120" w:after="120"/>
+              <w:rPr>
+                <w:sz w:val="28"/>
+                <w:szCs w:val="28"/>
+              </w:rPr>
+            </w:pPr>
+            <w:r>
+              <w:rPr>
+                <w:sz w:val="28"/>
+                <w:szCs w:val="28"/>
+              </w:rPr>
+              <w:t>10:00</w:t>
+            </w:r>
+          </w:p>
+        </w:tc>
+        <w:tc>
+          <w:tcPr>
+            <w:tcW w:w="5035" w:type="dxa"/>
+          </w:tcPr>
+          <w:p>
+            <w:pPr>
+              <w:spacing w:before="120" w:after="120"/>
+              <w:rPr>
+                <w:sz w:val="28"/>
+                <w:szCs w:val="28"/>
+              </w:rPr>
+            </w:pPr>
+            <w:r>
+              <w:rPr>
+                <w:sz w:val="28"/>
+                <w:szCs w:val="28"/>
+              </w:rPr>
+              <w:t>Small group session: devise questions, hypotheses and analysis plans</w:t>
             </w:r>
           </w:p>
         </w:tc>
@@ -764,43 +998,203 @@
       <w:tr>
         <w:tc>
           <w:tcPr>
-            <w:tcW w:w="1615" w:type="dxa"/>
-          </w:tcPr>
-          <w:p>
-            <w:pPr>
-              <w:spacing w:before="120" w:after="120"/>
-              <w:rPr>
-                <w:sz w:val="32"/>
-                <w:szCs w:val="32"/>
-              </w:rPr>
-            </w:pPr>
-            <w:r>
-              <w:rPr>
-                <w:sz w:val="32"/>
-                <w:szCs w:val="32"/>
-              </w:rPr>
-              <w:t>4:00</w:t>
-            </w:r>
-          </w:p>
-        </w:tc>
-        <w:tc>
-          <w:tcPr>
-            <w:tcW w:w="7735" w:type="dxa"/>
-          </w:tcPr>
-          <w:p>
-            <w:pPr>
-              <w:spacing w:before="120" w:after="120"/>
-              <w:rPr>
-                <w:sz w:val="32"/>
-                <w:szCs w:val="32"/>
-              </w:rPr>
-            </w:pPr>
-            <w:r>
-              <w:rPr>
-                <w:sz w:val="32"/>
-                <w:szCs w:val="32"/>
-              </w:rPr>
-              <w:t>End</w:t>
+            <w:tcW w:w="1975" w:type="dxa"/>
+          </w:tcPr>
+          <w:p>
+            <w:pPr>
+              <w:spacing w:before="120" w:after="120"/>
+              <w:rPr>
+                <w:sz w:val="28"/>
+                <w:szCs w:val="28"/>
+              </w:rPr>
+            </w:pPr>
+          </w:p>
+        </w:tc>
+        <w:tc>
+          <w:tcPr>
+            <w:tcW w:w="2340" w:type="dxa"/>
+          </w:tcPr>
+          <w:p>
+            <w:pPr>
+              <w:spacing w:before="120" w:after="120"/>
+              <w:rPr>
+                <w:sz w:val="28"/>
+                <w:szCs w:val="28"/>
+              </w:rPr>
+            </w:pPr>
+            <w:r>
+              <w:rPr>
+                <w:sz w:val="28"/>
+                <w:szCs w:val="28"/>
+              </w:rPr>
+              <w:t>10:30</w:t>
+            </w:r>
+          </w:p>
+        </w:tc>
+        <w:tc>
+          <w:tcPr>
+            <w:tcW w:w="5035" w:type="dxa"/>
+          </w:tcPr>
+          <w:p>
+            <w:pPr>
+              <w:spacing w:before="120" w:after="120"/>
+              <w:rPr>
+                <w:sz w:val="28"/>
+                <w:szCs w:val="28"/>
+              </w:rPr>
+            </w:pPr>
+            <w:r>
+              <w:rPr>
+                <w:sz w:val="28"/>
+                <w:szCs w:val="28"/>
+              </w:rPr>
+              <w:t xml:space="preserve">Open hack time </w:t>
+            </w:r>
+            <w:r>
+              <w:rPr>
+                <w:sz w:val="28"/>
+                <w:szCs w:val="28"/>
+              </w:rPr>
+              <w:t>in Seattle</w:t>
+            </w:r>
+          </w:p>
+        </w:tc>
+      </w:tr>
+      <w:tr>
+        <w:tc>
+          <w:tcPr>
+            <w:tcW w:w="1975" w:type="dxa"/>
+          </w:tcPr>
+          <w:p>
+            <w:pPr>
+              <w:spacing w:before="120" w:after="120"/>
+              <w:rPr>
+                <w:sz w:val="28"/>
+                <w:szCs w:val="28"/>
+              </w:rPr>
+            </w:pPr>
+            <w:r>
+              <w:rPr>
+                <w:sz w:val="28"/>
+                <w:szCs w:val="28"/>
+              </w:rPr>
+              <w:t>3:00 PM</w:t>
+            </w:r>
+          </w:p>
+        </w:tc>
+        <w:tc>
+          <w:tcPr>
+            <w:tcW w:w="2340" w:type="dxa"/>
+          </w:tcPr>
+          <w:p>
+            <w:pPr>
+              <w:spacing w:before="120" w:after="120"/>
+              <w:ind w:left="790" w:hanging="790"/>
+              <w:rPr>
+                <w:sz w:val="28"/>
+                <w:szCs w:val="28"/>
+              </w:rPr>
+            </w:pPr>
+            <w:r>
+              <w:rPr>
+                <w:sz w:val="28"/>
+                <w:szCs w:val="28"/>
+              </w:rPr>
+              <w:t>12:00 PM</w:t>
+            </w:r>
+          </w:p>
+        </w:tc>
+        <w:tc>
+          <w:tcPr>
+            <w:tcW w:w="5035" w:type="dxa"/>
+          </w:tcPr>
+          <w:p>
+            <w:pPr>
+              <w:spacing w:before="120" w:after="120"/>
+              <w:ind w:left="790" w:hanging="790"/>
+              <w:rPr>
+                <w:sz w:val="28"/>
+                <w:szCs w:val="28"/>
+              </w:rPr>
+            </w:pPr>
+            <w:r>
+              <w:rPr>
+                <w:sz w:val="28"/>
+                <w:szCs w:val="28"/>
+              </w:rPr>
+              <w:t>JOINT</w:t>
+            </w:r>
+            <w:r>
+              <w:rPr>
+                <w:sz w:val="28"/>
+                <w:szCs w:val="28"/>
+              </w:rPr>
+              <w:br/>
+            </w:r>
+            <w:r>
+              <w:rPr>
+                <w:sz w:val="28"/>
+                <w:szCs w:val="28"/>
+              </w:rPr>
+              <w:t>Small group readouts from Emory: Each group shares preliminary figures, analysis plans, code chunks</w:t>
+            </w:r>
+          </w:p>
+        </w:tc>
+      </w:tr>
+      <w:tr>
+        <w:tc>
+          <w:tcPr>
+            <w:tcW w:w="1975" w:type="dxa"/>
+          </w:tcPr>
+          <w:p>
+            <w:pPr>
+              <w:spacing w:before="120" w:after="120"/>
+              <w:rPr>
+                <w:sz w:val="28"/>
+                <w:szCs w:val="28"/>
+              </w:rPr>
+            </w:pPr>
+          </w:p>
+        </w:tc>
+        <w:tc>
+          <w:tcPr>
+            <w:tcW w:w="2340" w:type="dxa"/>
+          </w:tcPr>
+          <w:p>
+            <w:pPr>
+              <w:spacing w:before="120" w:after="120"/>
+              <w:rPr>
+                <w:sz w:val="28"/>
+                <w:szCs w:val="28"/>
+              </w:rPr>
+            </w:pPr>
+            <w:r>
+              <w:rPr>
+                <w:sz w:val="28"/>
+                <w:szCs w:val="28"/>
+              </w:rPr>
+              <w:t>3:00</w:t>
+            </w:r>
+          </w:p>
+        </w:tc>
+        <w:tc>
+          <w:tcPr>
+            <w:tcW w:w="5035" w:type="dxa"/>
+          </w:tcPr>
+          <w:p>
+            <w:pPr>
+              <w:spacing w:before="120" w:after="120"/>
+              <w:rPr>
+                <w:sz w:val="28"/>
+                <w:szCs w:val="28"/>
+              </w:rPr>
+            </w:pPr>
+            <w:r>
+              <w:rPr>
+                <w:sz w:val="28"/>
+                <w:szCs w:val="28"/>
+              </w:rPr>
+              <w:t>Small group readouts from Seattle</w:t>
             </w:r>
           </w:p>
         </w:tc>

--- a/hackday_agenda.docx
+++ b/hackday_agenda.docx
@@ -18,7 +18,27 @@
           <w:sz w:val="32"/>
           <w:szCs w:val="32"/>
         </w:rPr>
-        <w:t>SEATRAC TB Hackday 202</w:t>
+        <w:t xml:space="preserve">SEATRAC TB </w:t>
+      </w:r>
+      <w:proofErr w:type="spellStart"/>
+      <w:r>
+        <w:rPr>
+          <w:b/>
+          <w:bCs/>
+          <w:sz w:val="32"/>
+          <w:szCs w:val="32"/>
+        </w:rPr>
+        <w:t>Hackday</w:t>
+      </w:r>
+      <w:proofErr w:type="spellEnd"/>
+      <w:r>
+        <w:rPr>
+          <w:b/>
+          <w:bCs/>
+          <w:sz w:val="32"/>
+          <w:szCs w:val="32"/>
+        </w:rPr>
+        <w:t xml:space="preserve"> 202</w:t>
       </w:r>
       <w:r>
         <w:rPr>
@@ -196,12 +216,21 @@
         </w:rPr>
         <w:br/>
       </w:r>
-      <w:r>
-        <w:rPr>
-          <w:sz w:val="32"/>
-          <w:szCs w:val="32"/>
-        </w:rPr>
-        <w:t>O’Mack Symposium Suite</w:t>
+      <w:proofErr w:type="spellStart"/>
+      <w:r>
+        <w:rPr>
+          <w:sz w:val="32"/>
+          <w:szCs w:val="32"/>
+        </w:rPr>
+        <w:t>O’Mack</w:t>
+      </w:r>
+      <w:proofErr w:type="spellEnd"/>
+      <w:r>
+        <w:rPr>
+          <w:sz w:val="32"/>
+          <w:szCs w:val="32"/>
+        </w:rPr>
+        <w:t xml:space="preserve"> Symposium Suite</w:t>
       </w:r>
       <w:r>
         <w:rPr>
@@ -300,6 +329,7 @@
           <w:szCs w:val="32"/>
         </w:rPr>
       </w:pPr>
+      <w:proofErr w:type="spellStart"/>
       <w:r>
         <w:rPr>
           <w:sz w:val="32"/>
@@ -307,6 +337,7 @@
         </w:rPr>
         <w:t>Github</w:t>
       </w:r>
+      <w:proofErr w:type="spellEnd"/>
       <w:r>
         <w:rPr>
           <w:sz w:val="32"/>
@@ -315,15 +346,73 @@
         <w:t xml:space="preserve"> link: </w:t>
       </w:r>
       <w:hyperlink r:id="rId4" w:history="1">
+        <w:proofErr w:type="spellStart"/>
         <w:r>
           <w:rPr>
             <w:rStyle w:val="Hyperlink"/>
             <w:sz w:val="32"/>
             <w:szCs w:val="32"/>
           </w:rPr>
-          <w:t>FredHutch/seatrac-hackday-2024</w:t>
+          <w:t>FredHutch</w:t>
+        </w:r>
+        <w:proofErr w:type="spellEnd"/>
+        <w:r>
+          <w:rPr>
+            <w:rStyle w:val="Hyperlink"/>
+            <w:sz w:val="32"/>
+            <w:szCs w:val="32"/>
+          </w:rPr>
+          <w:t>/seatrac-hackday-2024</w:t>
         </w:r>
       </w:hyperlink>
+    </w:p>
+    <w:p>
+      <w:pPr>
+        <w:rPr>
+          <w:sz w:val="32"/>
+          <w:szCs w:val="32"/>
+        </w:rPr>
+      </w:pPr>
+    </w:p>
+    <w:p>
+      <w:pPr>
+        <w:rPr>
+          <w:sz w:val="32"/>
+          <w:szCs w:val="32"/>
+        </w:rPr>
+      </w:pPr>
+    </w:p>
+    <w:p>
+      <w:pPr>
+        <w:rPr>
+          <w:sz w:val="32"/>
+          <w:szCs w:val="32"/>
+        </w:rPr>
+      </w:pPr>
+    </w:p>
+    <w:p>
+      <w:pPr>
+        <w:rPr>
+          <w:sz w:val="32"/>
+          <w:szCs w:val="32"/>
+        </w:rPr>
+      </w:pPr>
+    </w:p>
+    <w:p>
+      <w:pPr>
+        <w:rPr>
+          <w:sz w:val="32"/>
+          <w:szCs w:val="32"/>
+        </w:rPr>
+      </w:pPr>
+    </w:p>
+    <w:p>
+      <w:pPr>
+        <w:rPr>
+          <w:sz w:val="32"/>
+          <w:szCs w:val="32"/>
+        </w:rPr>
+      </w:pPr>
     </w:p>
     <w:p>
       <w:pPr>
@@ -621,7 +710,6 @@
                 <w:sz w:val="28"/>
                 <w:szCs w:val="28"/>
               </w:rPr>
-              <w:lastRenderedPageBreak/>
               <w:t>10:00</w:t>
             </w:r>
           </w:p>
